--- a/treasure/download/经藏/经集部-433部/佛说海龙王经-西晋-竺法护.docx
+++ b/treasure/download/经藏/经集部-433部/佛说海龙王经-西晋-竺法护.docx
@@ -1788,7 +1788,6 @@
         <w:ind w:firstLineChars="200" w:firstLine="480"/>
         <w:jc w:val="both"/>
         <w:rPr>
-          <w:rFonts w:hint="eastAsia"/>
           <w:sz w:val="24"/>
           <w:szCs w:val="24"/>
           <w:shd w:val="pct15" w:color="auto" w:fill="FFFFFF"/>
@@ -1813,6 +1812,15 @@
           <w:lang w:eastAsia="zh-CN"/>
         </w:rPr>
         <w:t>00</w:t>
+      </w:r>
+      <w:r>
+        <w:rPr>
+          <w:sz w:val="24"/>
+          <w:szCs w:val="24"/>
+          <w:shd w:val="pct15" w:color="auto" w:fill="FFFFFF"/>
+          <w:lang w:eastAsia="zh-CN"/>
+        </w:rPr>
+        <w:t>0</w:t>
       </w:r>
       <w:bookmarkStart w:id="0" w:name="_GoBack"/>
       <w:bookmarkEnd w:id="0"/>
@@ -23070,7 +23078,7 @@
 </file>
 
 <file path=customXml/itemProps1.xml><?xml version="1.0" encoding="utf-8"?>
-<ds:datastoreItem xmlns:ds="http://schemas.openxmlformats.org/officeDocument/2006/customXml" ds:itemID="{A4ADA224-3BA7-4CF9-896F-03ACF415574B}">
+<ds:datastoreItem xmlns:ds="http://schemas.openxmlformats.org/officeDocument/2006/customXml" ds:itemID="{E0E23927-51BC-4478-BEC8-50AF21B09C1F}">
   <ds:schemaRefs>
     <ds:schemaRef ds:uri="http://schemas.openxmlformats.org/officeDocument/2006/bibliography"/>
   </ds:schemaRefs>
